--- a/app/plantillas/GENERICO/ANEXO Renovacion a Indefinido.docx
+++ b/app/plantillas/GENERICO/ANEXO Renovacion a Indefinido.docx
@@ -1409,7 +1409,7 @@
     </a:clrScheme>
     <a:fontScheme name="Office">
       <a:majorFont>
-        <a:latin typeface="Aptos Display" panose="02110004020202020204"/>
+        <a:latin typeface="Courier New" panose="02110004020202020204"/>
         <a:ea typeface=""/>
         <a:cs typeface=""/>
         <a:font script="Jpan" typeface="游ゴシック Light"/>
@@ -1461,7 +1461,7 @@
         <a:font script="Tfng" typeface="Ebrima"/>
       </a:majorFont>
       <a:minorFont>
-        <a:latin typeface="Aptos" panose="02110004020202020204"/>
+        <a:latin typeface="Courier New" panose="02110004020202020204"/>
         <a:ea typeface=""/>
         <a:cs typeface=""/>
         <a:font script="Jpan" typeface="游明朝"/>
